--- a/iramler/STAT113_Nathans_Data_Storytelling_Project.docx
+++ b/iramler/STAT113_Nathans_Data_Storytelling_Project.docx
@@ -1,13 +1,11 @@
 
 <file path=word/document.xml><?xml version="1.0" encoding="utf-8"?>
-<w:document xmlns:wpc="http://schemas.microsoft.com/office/word/2010/wordprocessingCanvas" xmlns:cx="http://schemas.microsoft.com/office/drawing/2014/chartex" xmlns:cx1="http://schemas.microsoft.com/office/drawing/2015/9/8/chartex" xmlns:mc="http://schemas.openxmlformats.org/markup-compatibility/2006" xmlns:o="urn:schemas-microsoft-com:office:office" xmlns:r="http://schemas.openxmlformats.org/officeDocument/2006/relationships" xmlns:m="http://schemas.openxmlformats.org/officeDocument/2006/math" xmlns:v="urn:schemas-microsoft-com:vml" xmlns:wp14="http://schemas.microsoft.com/office/word/2010/wordprocessingDrawing" xmlns:wp="http://schemas.openxmlformats.org/drawingml/2006/wordprocessingDrawing" xmlns:w10="urn:schemas-microsoft-com:office:word" xmlns:w="http://schemas.openxmlformats.org/wordprocessingml/2006/main" xmlns:w14="http://schemas.microsoft.com/office/word/2010/wordml" xmlns:w15="http://schemas.microsoft.com/office/word/2012/wordml" xmlns:w16se="http://schemas.microsoft.com/office/word/2015/wordml/symex" xmlns:wpg="http://schemas.microsoft.com/office/word/2010/wordprocessingGroup" xmlns:wpi="http://schemas.microsoft.com/office/word/2010/wordprocessingInk" xmlns:wne="http://schemas.microsoft.com/office/word/2006/wordml" xmlns:wps="http://schemas.microsoft.com/office/word/2010/wordprocessingShape" mc:Ignorable="w14 w15 w16se wp14">
+<w:document xmlns:wpc="http://schemas.microsoft.com/office/word/2010/wordprocessingCanvas" xmlns:cx="http://schemas.microsoft.com/office/drawing/2014/chartex" xmlns:cx1="http://schemas.microsoft.com/office/drawing/2015/9/8/chartex" xmlns:cx2="http://schemas.microsoft.com/office/drawing/2015/10/21/chartex" xmlns:cx3="http://schemas.microsoft.com/office/drawing/2016/5/9/chartex" xmlns:cx4="http://schemas.microsoft.com/office/drawing/2016/5/10/chartex" xmlns:cx5="http://schemas.microsoft.com/office/drawing/2016/5/11/chartex" xmlns:cx6="http://schemas.microsoft.com/office/drawing/2016/5/12/chartex" xmlns:cx7="http://schemas.microsoft.com/office/drawing/2016/5/13/chartex" xmlns:cx8="http://schemas.microsoft.com/office/drawing/2016/5/14/chartex" xmlns:mc="http://schemas.openxmlformats.org/markup-compatibility/2006" xmlns:aink="http://schemas.microsoft.com/office/drawing/2016/ink" xmlns:am3d="http://schemas.microsoft.com/office/drawing/2017/model3d" xmlns:o="urn:schemas-microsoft-com:office:office" xmlns:oel="http://schemas.microsoft.com/office/2019/extlst" xmlns:r="http://schemas.openxmlformats.org/officeDocument/2006/relationships" xmlns:m="http://schemas.openxmlformats.org/officeDocument/2006/math" xmlns:v="urn:schemas-microsoft-com:vml" xmlns:wp14="http://schemas.microsoft.com/office/word/2010/wordprocessingDrawing" xmlns:wp="http://schemas.openxmlformats.org/drawingml/2006/wordprocessingDrawing" xmlns:w10="urn:schemas-microsoft-com:office:word" xmlns:w="http://schemas.openxmlformats.org/wordprocessingml/2006/main" xmlns:w14="http://schemas.microsoft.com/office/word/2010/wordml" xmlns:w15="http://schemas.microsoft.com/office/word/2012/wordml" xmlns:w16cex="http://schemas.microsoft.com/office/word/2018/wordml/cex" xmlns:w16cid="http://schemas.microsoft.com/office/word/2016/wordml/cid" xmlns:w16="http://schemas.microsoft.com/office/word/2018/wordml" xmlns:w16du="http://schemas.microsoft.com/office/word/2023/wordml/word16du" xmlns:w16sdtdh="http://schemas.microsoft.com/office/word/2020/wordml/sdtdatahash" xmlns:w16sdtfl="http://schemas.microsoft.com/office/word/2024/wordml/sdtformatlock" xmlns:w16se="http://schemas.microsoft.com/office/word/2015/wordml/symex" xmlns:wpg="http://schemas.microsoft.com/office/word/2010/wordprocessingGroup" xmlns:wpi="http://schemas.microsoft.com/office/word/2010/wordprocessingInk" xmlns:wne="http://schemas.microsoft.com/office/word/2006/wordml" xmlns:wps="http://schemas.microsoft.com/office/word/2010/wordprocessingShape" mc:Ignorable="w14 w15 w16se w16cid w16 w16cex w16sdtdh w16sdtfl w16du wp14">
   <w:body>
+    <w:p/>
     <w:p>
       <w:r>
-        <w:t xml:space="preserve">In this project you will practice basic data storytelling: using a single, clear plot plus a short set of bullet points to explain what the data shows </w:t>
-      </w:r>
-      <w:r>
-        <w:t>and what outside context helps the data make sense.</w:t>
+        <w:t>In this project you will practice basic data storytelling: using a single, clear plot plus a short set of bullet points to explain what the data shows and what outside context helps the data make sense.</w:t>
       </w:r>
     </w:p>
     <w:p>
@@ -39,10 +37,7 @@
         <w:spacing w:after="40"/>
       </w:pPr>
       <w:r>
-        <w:t>Ye</w:t>
-      </w:r>
-      <w:r>
-        <w:t>ar: contest year</w:t>
+        <w:t>Year: contest year</w:t>
       </w:r>
     </w:p>
     <w:p>
@@ -75,30 +70,40 @@
     <w:p>
       <w:pPr>
         <w:pStyle w:val="Heading1"/>
+        <w:rPr>
+          <w:color w:val="auto"/>
+        </w:rPr>
       </w:pPr>
       <w:proofErr w:type="spellStart"/>
       <w:r>
-        <w:t>t</w:t>
-      </w:r>
-      <w:bookmarkStart w:id="0" w:name="_GoBack"/>
-      <w:bookmarkEnd w:id="0"/>
-      <w:r>
-        <w:t>ldr</w:t>
+        <w:rPr>
+          <w:color w:val="auto"/>
+        </w:rPr>
+        <w:t>tldr</w:t>
       </w:r>
       <w:proofErr w:type="spellEnd"/>
       <w:r>
+        <w:rPr>
+          <w:color w:val="auto"/>
+        </w:rPr>
         <w:t>; w</w:t>
       </w:r>
       <w:r>
-        <w:t>hat you will produce</w:t>
+        <w:rPr>
+          <w:color w:val="auto"/>
+        </w:rPr>
+        <w:t xml:space="preserve">hat you will </w:t>
+      </w:r>
+      <w:r>
+        <w:rPr>
+          <w:color w:val="auto"/>
+        </w:rPr>
+        <w:t>do</w:t>
       </w:r>
     </w:p>
     <w:p>
       <w:r>
-        <w:t>Deliverables (submit as a single PDF or Word docu</w:t>
-      </w:r>
-      <w:r>
-        <w:t>ment):</w:t>
+        <w:t>Deliverables (submit as a single PDF or Word document):</w:t>
       </w:r>
     </w:p>
     <w:p>
@@ -137,29 +142,32 @@
         <w:t xml:space="preserve">plus </w:t>
       </w:r>
       <w:r>
-        <w:t>at least one additi</w:t>
-      </w:r>
-      <w:r>
-        <w:t>onal credible source if you can, such as an official contest page or reputable news outlet).</w:t>
+        <w:t>at least one additional credible source if you can, such as an official contest page or reputable news outlet).</w:t>
       </w:r>
     </w:p>
     <w:p>
       <w:pPr>
         <w:pStyle w:val="Heading2"/>
+        <w:rPr>
+          <w:sz w:val="28"/>
+          <w:szCs w:val="28"/>
+        </w:rPr>
       </w:pPr>
       <w:r>
-        <w:t xml:space="preserve">Step </w:t>
-      </w:r>
-      <w:r>
-        <w:t>1</w:t>
-      </w:r>
-      <w:r>
-        <w:t xml:space="preserve"> — Make the plot (the only required analysis)</w:t>
+        <w:rPr>
+          <w:color w:val="auto"/>
+          <w:sz w:val="28"/>
+          <w:szCs w:val="28"/>
+        </w:rPr>
+        <w:t>Make the plot (the only required analysis)</w:t>
       </w:r>
     </w:p>
     <w:p>
       <w:r>
-        <w:t>Create a scatterplot with:</w:t>
+        <w:t>Use Minitab to c</w:t>
+      </w:r>
+      <w:r>
+        <w:t>reate a scatterplot with:</w:t>
       </w:r>
     </w:p>
     <w:p>
@@ -186,7 +194,21 @@
         <w:spacing w:after="40"/>
       </w:pPr>
       <w:r>
-        <w:t>Color = Gender</w:t>
+        <w:t>Make it readable:</w:t>
+      </w:r>
+    </w:p>
+    <w:p>
+      <w:pPr>
+        <w:pStyle w:val="ListBullet"/>
+        <w:tabs>
+          <w:tab w:val="clear" w:pos="360"/>
+          <w:tab w:val="num" w:pos="720"/>
+        </w:tabs>
+        <w:spacing w:after="40"/>
+        <w:ind w:left="720"/>
+      </w:pPr>
+      <w:r>
+        <w:t>Clean up the title and axis labels</w:t>
       </w:r>
     </w:p>
     <w:p>
@@ -195,71 +217,109 @@
         <w:spacing w:after="40"/>
       </w:pPr>
       <w:r>
-        <w:t xml:space="preserve">A clear title </w:t>
+        <w:t xml:space="preserve">Add a </w:t>
       </w:r>
       <w:r>
-        <w:t>and axis labels</w:t>
-      </w:r>
-    </w:p>
-    <w:p>
-      <w:r>
-        <w:t>Make it readable:</w:t>
-      </w:r>
-    </w:p>
-    <w:p>
-      <w:pPr>
-        <w:pStyle w:val="ListBullet"/>
-        <w:spacing w:after="40"/>
-      </w:pPr>
-      <w:r>
-        <w:t>Use a clean theme/style</w:t>
-      </w:r>
-    </w:p>
-    <w:p>
-      <w:pPr>
-        <w:pStyle w:val="ListBullet"/>
-        <w:spacing w:after="40"/>
-      </w:pPr>
-      <w:r>
-        <w:t>Ensure the legend clearly shows Male vs Female</w:t>
-      </w:r>
-    </w:p>
-    <w:p>
-      <w:pPr>
-        <w:pStyle w:val="ListBullet"/>
-        <w:spacing w:after="40"/>
-      </w:pPr>
-      <w:r>
-        <w:t>Points should not be so large that they hide each other</w:t>
-      </w:r>
-    </w:p>
-    <w:p>
-      <w:r>
-        <w:t>Optional (recommended): Add one or two brief annotations for notable points (e.g., a record yea</w:t>
+        <w:rPr>
+          <w:b/>
+          <w:bCs/>
+        </w:rPr>
+        <w:t>smoother</w:t>
       </w:r>
       <w:r>
-        <w:t>r or a standout winner). Keep annotations minimal.</w:t>
+        <w:t xml:space="preserve"> to the plot: </w:t>
+      </w:r>
+      <w:r>
+        <w:t xml:space="preserve">To add a smoother to a Minitab scatter plot, create your graph, then right-click on </w:t>
+      </w:r>
+      <w:r>
+        <w:t xml:space="preserve">it and select </w:t>
+      </w:r>
+      <w:r>
+        <w:rPr>
+          <w:b/>
+          <w:bCs/>
+        </w:rPr>
+        <w:t xml:space="preserve">Edit </w:t>
+      </w:r>
+      <w:r>
+        <w:t>Graph</w:t>
+      </w:r>
+      <w:r>
+        <w:t>s, select </w:t>
+      </w:r>
+      <w:r>
+        <w:rPr>
+          <w:b/>
+          <w:bCs/>
+        </w:rPr>
+        <w:t xml:space="preserve">Add </w:t>
+      </w:r>
+      <w:r>
+        <w:rPr>
+          <w:b/>
+          <w:bCs/>
+        </w:rPr>
+        <w:t xml:space="preserve">Item </w:t>
+      </w:r>
+      <w:r>
+        <w:rPr>
+          <w:b/>
+          <w:bCs/>
+        </w:rPr>
+        <w:t>&gt; Smoother</w:t>
+      </w:r>
+      <w:r>
+        <w:t>, and click OK to accept default settings</w:t>
       </w:r>
     </w:p>
     <w:p>
       <w:pPr>
         <w:pStyle w:val="Heading2"/>
+        <w:rPr>
+          <w:color w:val="auto"/>
+          <w:sz w:val="28"/>
+          <w:szCs w:val="28"/>
+        </w:rPr>
       </w:pPr>
       <w:r>
-        <w:t>Step 3 — Research the context (light, but required)</w:t>
+        <w:rPr>
+          <w:color w:val="auto"/>
+          <w:sz w:val="28"/>
+          <w:szCs w:val="28"/>
+        </w:rPr>
+        <w:t>Research the context</w:t>
+      </w:r>
+    </w:p>
+    <w:p>
+      <w:pPr>
+        <w:rPr>
+          <w:b/>
+          <w:bCs/>
+        </w:rPr>
+      </w:pPr>
+      <w:r>
+        <w:t xml:space="preserve">Use </w:t>
+      </w:r>
+      <w:r>
+        <w:t xml:space="preserve">the </w:t>
+      </w:r>
+      <w:r>
+        <w:t xml:space="preserve">Wikipedia </w:t>
+      </w:r>
+      <w:r>
+        <w:t xml:space="preserve">page for Nathan’s Hotdog contest </w:t>
+      </w:r>
+      <w:r>
+        <w:t>(and one other reputable source) to find 3–6 factual context points that help explain patterns in the plot.</w:t>
+      </w:r>
+      <w:r>
+        <w:t xml:space="preserve"> </w:t>
       </w:r>
     </w:p>
     <w:p>
       <w:r>
-        <w:t>Use Wikipedia (and optionally one other reputable source) to find 3–6 factual context points that help explain patterns in the plot.</w:t>
-      </w:r>
-    </w:p>
-    <w:p>
-      <w:r>
-        <w:t xml:space="preserve">Examples of context </w:t>
-      </w:r>
-      <w:r>
-        <w:t>points (choose what fits your plot):</w:t>
+        <w:t>Examples of context points (choose what fits your plot):</w:t>
       </w:r>
     </w:p>
     <w:p>
@@ -277,7 +337,19 @@
         <w:spacing w:after="40"/>
       </w:pPr>
       <w:r>
-        <w:t>When a women’s division is discussed/recognized in the contest history</w:t>
+        <w:t xml:space="preserve">Notable </w:t>
+      </w:r>
+      <w:r>
+        <w:t xml:space="preserve">spikes in the data, </w:t>
+      </w:r>
+      <w:r>
+        <w:t>repeat champions</w:t>
+      </w:r>
+      <w:r>
+        <w:t>,</w:t>
+      </w:r>
+      <w:r>
+        <w:t xml:space="preserve"> and record-setting performances</w:t>
       </w:r>
     </w:p>
     <w:p>
@@ -286,8 +358,70 @@
         <w:spacing w:after="40"/>
       </w:pPr>
       <w:r>
+        <w:t>Disruption years or unusual circumstances mentioned in the history</w:t>
+      </w:r>
+    </w:p>
+    <w:p>
+      <w:r>
+        <w:t xml:space="preserve">You </w:t>
+      </w:r>
+      <w:r>
+        <w:t xml:space="preserve">will be expected to </w:t>
+      </w:r>
+      <w:r>
+        <w:t>cite sources for factual claims. If you’re unsure a claim is correct, verify it or phrase it carefully (e.g., “According to Wikipedia…”).</w:t>
+      </w:r>
+    </w:p>
+    <w:p>
+      <w:pPr>
+        <w:pStyle w:val="Heading2"/>
+        <w:rPr>
+          <w:color w:val="auto"/>
+        </w:rPr>
+      </w:pPr>
+    </w:p>
+    <w:p>
+      <w:pPr>
+        <w:rPr>
+          <w:rFonts w:asciiTheme="majorHAnsi" w:eastAsiaTheme="majorEastAsia" w:hAnsiTheme="majorHAnsi" w:cstheme="majorBidi"/>
+          <w:b/>
+          <w:bCs/>
+          <w:sz w:val="26"/>
+          <w:szCs w:val="26"/>
+        </w:rPr>
+      </w:pPr>
+      <w:r>
+        <w:br w:type="page"/>
+      </w:r>
+    </w:p>
+    <w:p>
+      <w:pPr>
+        <w:pStyle w:val="Heading2"/>
+        <w:rPr>
+          <w:color w:val="auto"/>
+          <w:sz w:val="28"/>
+          <w:szCs w:val="28"/>
+        </w:rPr>
+      </w:pPr>
+      <w:r>
+        <w:rPr>
+          <w:color w:val="auto"/>
+          <w:sz w:val="28"/>
+          <w:szCs w:val="28"/>
+        </w:rPr>
         <w:lastRenderedPageBreak/>
-        <w:t>Notable repeat champions and record-setting performances</w:t>
+        <w:t>Write the story (bullet points only)</w:t>
+      </w:r>
+    </w:p>
+    <w:p>
+      <w:r>
+        <w:t xml:space="preserve">Write </w:t>
+      </w:r>
+      <w:r>
+        <w:t>several</w:t>
+      </w:r>
+      <w:r>
+        <w:t xml:space="preserve"> bullets that tell a coherent story anchored on your plot. Your bullets should:</w:t>
       </w:r>
     </w:p>
     <w:p>
@@ -296,40 +430,19 @@
         <w:spacing w:after="40"/>
       </w:pPr>
       <w:r>
-        <w:t xml:space="preserve">Disruption years or </w:t>
+        <w:t>Start with what the plot shows (</w:t>
       </w:r>
       <w:r>
-        <w:t>unusual circumstances mentioned in the history</w:t>
-      </w:r>
-    </w:p>
-    <w:p>
-      <w:r>
-        <w:t>You must cite sources for factual claims. If you’re unsure a claim is correct, verify it or phrase it carefully (e.g., “According to Wikipedia…”).</w:t>
-      </w:r>
-    </w:p>
-    <w:p>
-      <w:pPr>
-        <w:pStyle w:val="Heading2"/>
-      </w:pPr>
-      <w:r>
-        <w:t>Step 4 — Write the story (bullet points only)</w:t>
-      </w:r>
-    </w:p>
-    <w:p>
-      <w:r>
-        <w:t>Write 6–10 bulle</w:t>
+        <w:t xml:space="preserve">general </w:t>
       </w:r>
       <w:r>
-        <w:t>ts that tell a coherent story anchored on your plot. Your bullets should:</w:t>
+        <w:t>descripti</w:t>
       </w:r>
-    </w:p>
-    <w:p>
-      <w:pPr>
-        <w:pStyle w:val="ListBullet"/>
-        <w:spacing w:after="40"/>
-      </w:pPr>
       <w:r>
-        <w:t>Start with what the plot shows (descriptive)</w:t>
+        <w:t>on, not story related</w:t>
+      </w:r>
+      <w:r>
+        <w:t>)</w:t>
       </w:r>
     </w:p>
     <w:p>
@@ -339,101 +452,6 @@
       </w:pPr>
       <w:r>
         <w:t>Include a small number of context bullets (from sources)</w:t>
-      </w:r>
-    </w:p>
-    <w:p>
-      <w:pPr>
-        <w:pStyle w:val="ListBullet"/>
-        <w:spacing w:after="40"/>
-      </w:pPr>
-      <w:r>
-        <w:t>End with a “so what?” takeaway</w:t>
-      </w:r>
-    </w:p>
-    <w:p>
-      <w:r>
-        <w:t>Suggested bullet structure:</w:t>
-      </w:r>
-    </w:p>
-    <w:p>
-      <w:pPr>
-        <w:pStyle w:val="ListNumber"/>
-        <w:spacing w:after="40"/>
-      </w:pPr>
-      <w:r>
-        <w:t>What this chart is: o</w:t>
-      </w:r>
-      <w:r>
-        <w:t>ne sentence explaining what’s plotted.</w:t>
-      </w:r>
-    </w:p>
-    <w:p>
-      <w:pPr>
-        <w:pStyle w:val="ListNumber"/>
-        <w:spacing w:after="40"/>
-      </w:pPr>
-      <w:r>
-        <w:t>Overall pattern over time: do Dogs generally rise, flatten, or shift?</w:t>
-      </w:r>
-    </w:p>
-    <w:p>
-      <w:pPr>
-        <w:pStyle w:val="ListNumber"/>
-        <w:spacing w:after="40"/>
-      </w:pPr>
-      <w:r>
-        <w:t>Compare genders: what differences do you see between Male and Female winners in the recorded data?</w:t>
-      </w:r>
-    </w:p>
-    <w:p>
-      <w:pPr>
-        <w:pStyle w:val="ListNumber"/>
-        <w:spacing w:after="40"/>
-      </w:pPr>
-      <w:r>
-        <w:t xml:space="preserve">Notable extremes: highest points, sudden </w:t>
-      </w:r>
-      <w:r>
-        <w:t>jumps/drops, or clusters.</w:t>
-      </w:r>
-    </w:p>
-    <w:p>
-      <w:pPr>
-        <w:pStyle w:val="ListNumber"/>
-        <w:spacing w:after="40"/>
-      </w:pPr>
-      <w:r>
-        <w:t>Context point #1 (cited): a rule/format/history note that helps explain a visible change.</w:t>
-      </w:r>
-    </w:p>
-    <w:p>
-      <w:pPr>
-        <w:pStyle w:val="ListNumber"/>
-        <w:spacing w:after="40"/>
-      </w:pPr>
-      <w:r>
-        <w:t>Context point #2 (cited): repeat champions / era dominance.</w:t>
-      </w:r>
-    </w:p>
-    <w:p>
-      <w:pPr>
-        <w:pStyle w:val="ListNumber"/>
-        <w:spacing w:after="40"/>
-      </w:pPr>
-      <w:r>
-        <w:t xml:space="preserve">Context point #3 (optional, cited): another key historical detail tied to the </w:t>
-      </w:r>
-      <w:r>
-        <w:t>plot.</w:t>
-      </w:r>
-    </w:p>
-    <w:p>
-      <w:pPr>
-        <w:pStyle w:val="ListNumber"/>
-        <w:spacing w:after="40"/>
-      </w:pPr>
-      <w:r>
-        <w:t>Takeaway: one concluding bullet about what the data suggests and what it does not prove.</w:t>
       </w:r>
     </w:p>
     <w:p>
@@ -465,138 +483,214 @@
         <w:spacing w:after="40"/>
       </w:pPr>
       <w:r>
-        <w:t xml:space="preserve">Avoid causal claims you can’t justify (don’t say “X </w:t>
-      </w:r>
-      <w:r>
-        <w:t>caused Y” unless your source states it and you cite it).</w:t>
+        <w:t>Avoid causal claims you can’t justify (don’t say “X caused Y” unless your source states it and you cite it).</w:t>
       </w:r>
     </w:p>
     <w:p>
       <w:pPr>
         <w:pStyle w:val="Heading1"/>
+        <w:rPr>
+          <w:color w:val="auto"/>
+        </w:rPr>
       </w:pPr>
       <w:r>
-        <w:t>Grading (100 points)</w:t>
+        <w:rPr>
+          <w:color w:val="auto"/>
+        </w:rPr>
+        <w:t>Grading (</w:t>
+      </w:r>
+      <w:r>
+        <w:rPr>
+          <w:color w:val="auto"/>
+        </w:rPr>
+        <w:t>15</w:t>
+      </w:r>
+      <w:r>
+        <w:rPr>
+          <w:color w:val="auto"/>
+        </w:rPr>
+        <w:t xml:space="preserve"> </w:t>
+      </w:r>
+      <w:r>
+        <w:rPr>
+          <w:color w:val="auto"/>
+        </w:rPr>
+        <w:t xml:space="preserve">project </w:t>
+      </w:r>
+      <w:r>
+        <w:rPr>
+          <w:color w:val="auto"/>
+        </w:rPr>
+        <w:t>points)</w:t>
       </w:r>
     </w:p>
     <w:tbl>
       <w:tblPr>
         <w:tblW w:w="0" w:type="auto"/>
+        <w:tblBorders>
+          <w:insideH w:val="single" w:sz="4" w:space="0" w:color="auto"/>
+        </w:tblBorders>
         <w:tblLook w:val="04A0" w:firstRow="1" w:lastRow="0" w:firstColumn="1" w:lastColumn="0" w:noHBand="0" w:noVBand="1"/>
       </w:tblPr>
       <w:tblGrid>
-        <w:gridCol w:w="2880"/>
-        <w:gridCol w:w="2880"/>
-        <w:gridCol w:w="2880"/>
+        <w:gridCol w:w="3571"/>
+        <w:gridCol w:w="5627"/>
+        <w:gridCol w:w="1515"/>
       </w:tblGrid>
       <w:tr>
+        <w:trPr>
+          <w:trHeight w:val="518"/>
+        </w:trPr>
         <w:tc>
           <w:tcPr>
-            <w:tcW w:w="2880" w:type="dxa"/>
+            <w:tcW w:w="3571" w:type="dxa"/>
           </w:tcPr>
           <w:p>
+            <w:pPr>
+              <w:rPr>
+                <w:b/>
+                <w:bCs/>
+              </w:rPr>
+            </w:pPr>
             <w:r>
+              <w:rPr>
+                <w:b/>
+                <w:bCs/>
+              </w:rPr>
               <w:t>Category</w:t>
             </w:r>
           </w:p>
         </w:tc>
         <w:tc>
           <w:tcPr>
-            <w:tcW w:w="2880" w:type="dxa"/>
+            <w:tcW w:w="5627" w:type="dxa"/>
           </w:tcPr>
           <w:p>
+            <w:pPr>
+              <w:rPr>
+                <w:b/>
+                <w:bCs/>
+              </w:rPr>
+            </w:pPr>
             <w:r>
+              <w:rPr>
+                <w:b/>
+                <w:bCs/>
+              </w:rPr>
               <w:t>Criteria</w:t>
             </w:r>
           </w:p>
         </w:tc>
         <w:tc>
           <w:tcPr>
-            <w:tcW w:w="2880" w:type="dxa"/>
+            <w:tcW w:w="1515" w:type="dxa"/>
           </w:tcPr>
           <w:p>
+            <w:pPr>
+              <w:rPr>
+                <w:b/>
+                <w:bCs/>
+              </w:rPr>
+            </w:pPr>
             <w:r>
+              <w:rPr>
+                <w:b/>
+                <w:bCs/>
+              </w:rPr>
               <w:t>Points</w:t>
             </w:r>
           </w:p>
         </w:tc>
       </w:tr>
       <w:tr>
+        <w:trPr>
+          <w:trHeight w:val="822"/>
+        </w:trPr>
         <w:tc>
           <w:tcPr>
-            <w:tcW w:w="2880" w:type="dxa"/>
+            <w:tcW w:w="3571" w:type="dxa"/>
           </w:tcPr>
           <w:p>
             <w:r>
-              <w:t>A. Data preparation</w:t>
+              <w:t>A</w:t>
+            </w:r>
+            <w:r>
+              <w:t>. Plot quality</w:t>
             </w:r>
           </w:p>
         </w:tc>
         <w:tc>
           <w:tcPr>
-            <w:tcW w:w="2880" w:type="dxa"/>
+            <w:tcW w:w="5627" w:type="dxa"/>
           </w:tcPr>
           <w:p>
             <w:r>
-              <w:t>Gender recode is correct and clearly described; data is imported correctly; any changes are documented.</w:t>
+              <w:t xml:space="preserve">Correct axes and </w:t>
+            </w:r>
+            <w:r>
+              <w:t>smoother;</w:t>
+            </w:r>
+            <w:r>
+              <w:t xml:space="preserve"> clear labels/title/legend.</w:t>
             </w:r>
           </w:p>
         </w:tc>
         <w:tc>
           <w:tcPr>
-            <w:tcW w:w="2880" w:type="dxa"/>
+            <w:tcW w:w="1515" w:type="dxa"/>
           </w:tcPr>
           <w:p>
             <w:r>
-              <w:t>20</w:t>
+              <w:t>5</w:t>
             </w:r>
           </w:p>
         </w:tc>
       </w:tr>
       <w:tr>
+        <w:trPr>
+          <w:trHeight w:val="838"/>
+        </w:trPr>
         <w:tc>
           <w:tcPr>
-            <w:tcW w:w="2880" w:type="dxa"/>
+            <w:tcW w:w="3571" w:type="dxa"/>
           </w:tcPr>
           <w:p>
             <w:r>
-              <w:t>B. Plot quality</w:t>
+              <w:t>B. Descriptive bullet</w:t>
             </w:r>
           </w:p>
         </w:tc>
         <w:tc>
           <w:tcPr>
-            <w:tcW w:w="2880" w:type="dxa"/>
+            <w:tcW w:w="5627" w:type="dxa"/>
           </w:tcPr>
           <w:p>
             <w:r>
-              <w:t xml:space="preserve">Correct </w:t>
+              <w:t xml:space="preserve">Uses </w:t>
             </w:r>
             <w:r>
-              <w:t xml:space="preserve">axes and color mapping; clear labels/title/legend; readable design (clean, appropriate </w:t>
-            </w:r>
-            <w:r>
-              <w:lastRenderedPageBreak/>
-              <w:t>scaling).</w:t>
+              <w:t>descriptions in line with what we used in class</w:t>
             </w:r>
           </w:p>
         </w:tc>
         <w:tc>
           <w:tcPr>
-            <w:tcW w:w="2880" w:type="dxa"/>
+            <w:tcW w:w="1515" w:type="dxa"/>
           </w:tcPr>
           <w:p>
             <w:r>
-              <w:lastRenderedPageBreak/>
-              <w:t>40</w:t>
+              <w:t>3</w:t>
             </w:r>
           </w:p>
         </w:tc>
       </w:tr>
       <w:tr>
+        <w:trPr>
+          <w:trHeight w:val="822"/>
+        </w:trPr>
         <w:tc>
           <w:tcPr>
-            <w:tcW w:w="2880" w:type="dxa"/>
+            <w:tcW w:w="3571" w:type="dxa"/>
           </w:tcPr>
           <w:p>
             <w:r>
@@ -606,29 +700,35 @@
         </w:tc>
         <w:tc>
           <w:tcPr>
-            <w:tcW w:w="2880" w:type="dxa"/>
+            <w:tcW w:w="5627" w:type="dxa"/>
           </w:tcPr>
           <w:p>
             <w:r>
-              <w:t>Accurately describe visible patterns; coherent narrative; appropriately cautious claims.</w:t>
+              <w:t xml:space="preserve">Accurately describe visible patterns; coherent narrative; </w:t>
+            </w:r>
+            <w:r>
+              <w:t>appropriate grammar</w:t>
             </w:r>
           </w:p>
         </w:tc>
         <w:tc>
           <w:tcPr>
-            <w:tcW w:w="2880" w:type="dxa"/>
+            <w:tcW w:w="1515" w:type="dxa"/>
           </w:tcPr>
           <w:p>
             <w:r>
-              <w:t>30</w:t>
+              <w:t>5</w:t>
             </w:r>
           </w:p>
         </w:tc>
       </w:tr>
       <w:tr>
+        <w:trPr>
+          <w:trHeight w:val="838"/>
+        </w:trPr>
         <w:tc>
           <w:tcPr>
-            <w:tcW w:w="2880" w:type="dxa"/>
+            <w:tcW w:w="3571" w:type="dxa"/>
           </w:tcPr>
           <w:p>
             <w:r>
@@ -638,124 +738,162 @@
         </w:tc>
         <w:tc>
           <w:tcPr>
-            <w:tcW w:w="2880" w:type="dxa"/>
+            <w:tcW w:w="5627" w:type="dxa"/>
           </w:tcPr>
           <w:p>
             <w:r>
-              <w:t xml:space="preserve">At least 2 </w:t>
-            </w:r>
-            <w:r>
-              <w:t>citations; factual context claims are sourced.</w:t>
+              <w:t>At least 2 citations; factual context claims are sourced.</w:t>
             </w:r>
           </w:p>
         </w:tc>
         <w:tc>
           <w:tcPr>
-            <w:tcW w:w="2880" w:type="dxa"/>
+            <w:tcW w:w="1515" w:type="dxa"/>
           </w:tcPr>
           <w:p>
             <w:r>
-              <w:t>10</w:t>
+              <w:t>2</w:t>
             </w:r>
           </w:p>
         </w:tc>
       </w:tr>
     </w:tbl>
-    <w:p/>
     <w:p>
       <w:pPr>
-        <w:pStyle w:val="Heading1"/>
+        <w:rPr>
+          <w:b/>
+          <w:bCs/>
+          <w:sz w:val="28"/>
+          <w:szCs w:val="28"/>
+        </w:rPr>
       </w:pPr>
       <w:r>
-        <w:t>Templates you can copy/paste</w:t>
+        <w:rPr>
+          <w:b/>
+          <w:bCs/>
+          <w:sz w:val="28"/>
+          <w:szCs w:val="28"/>
+        </w:rPr>
+        <w:t>What to turn in?</w:t>
       </w:r>
     </w:p>
     <w:p>
       <w:r>
-        <w:t>Figure caption (example):</w:t>
+        <w:t xml:space="preserve">One Word or PDF document containing the </w:t>
+      </w:r>
+      <w:proofErr w:type="gramStart"/>
+      <w:r>
+        <w:t>follow</w:t>
+      </w:r>
+      <w:proofErr w:type="gramEnd"/>
+      <w:r>
+        <w:t>. Your name, the plot, and your bullet points. I anticipate that the project will be at most one page (especially if you scale your plot to fit nicely on a page.)</w:t>
+      </w:r>
+    </w:p>
+    <w:p>
+      <w:pPr>
+        <w:rPr>
+          <w:b/>
+          <w:bCs/>
+          <w:sz w:val="28"/>
+          <w:szCs w:val="28"/>
+        </w:rPr>
+      </w:pPr>
+      <w:r>
+        <w:rPr>
+          <w:b/>
+          <w:bCs/>
+          <w:sz w:val="28"/>
+          <w:szCs w:val="28"/>
+        </w:rPr>
+        <w:t xml:space="preserve">A few </w:t>
+      </w:r>
+      <w:r>
+        <w:rPr>
+          <w:b/>
+          <w:bCs/>
+          <w:sz w:val="28"/>
+          <w:szCs w:val="28"/>
+        </w:rPr>
+        <w:t>other rules</w:t>
+      </w:r>
+      <w:r>
+        <w:rPr>
+          <w:b/>
+          <w:bCs/>
+          <w:sz w:val="28"/>
+          <w:szCs w:val="28"/>
+        </w:rPr>
+        <w:t>:</w:t>
+      </w:r>
+    </w:p>
+    <w:p>
+      <w:pPr>
+        <w:pStyle w:val="ListParagraph"/>
+        <w:numPr>
+          <w:ilvl w:val="0"/>
+          <w:numId w:val="10"/>
+        </w:numPr>
+      </w:pPr>
+      <w:r>
+        <w:t xml:space="preserve">This is an individual project. </w:t>
+      </w:r>
+      <w:r>
+        <w:t xml:space="preserve">The PQRC can </w:t>
+      </w:r>
+      <w:r>
+        <w:t>be used to help you with the plot, but not the story telling.</w:t>
+      </w:r>
+    </w:p>
+    <w:p>
+      <w:pPr>
+        <w:pStyle w:val="ListParagraph"/>
+        <w:numPr>
+          <w:ilvl w:val="0"/>
+          <w:numId w:val="10"/>
+        </w:numPr>
+      </w:pPr>
+      <w:r>
+        <w:t xml:space="preserve">You </w:t>
+      </w:r>
+      <w:r>
+        <w:rPr>
+          <w:b/>
+          <w:bCs/>
+        </w:rPr>
+        <w:t>must</w:t>
+      </w:r>
+      <w:r>
+        <w:t xml:space="preserve"> use Minitab for the plot.</w:t>
+      </w:r>
+    </w:p>
+    <w:p>
+      <w:pPr>
+        <w:pStyle w:val="ListParagraph"/>
+        <w:numPr>
+          <w:ilvl w:val="0"/>
+          <w:numId w:val="10"/>
+        </w:numPr>
+      </w:pPr>
+      <w:r>
+        <w:t>ChatGPT, Gemini, other LLMs or AI are not acceptable resources. The Wikipedia page for Nathan’s Hotdog Eating Contest is likely to be your main source of material for the “story”.</w:t>
+      </w:r>
+      <w:r>
+        <w:t xml:space="preserve"> I suspect you can find other reputable articles online with a very simple Google search.</w:t>
       </w:r>
     </w:p>
     <w:p>
       <w:r>
-        <w:t>“Number of hot dogs eaten by contest winners over time (Year vs Dogs), colored by winner Gender (Male/Female).”</w:t>
-      </w:r>
-    </w:p>
-    <w:p>
-      <w:r>
-        <w:t>Citation format (simple acceptable ve</w:t>
+        <w:t>Failure to abide by these rules may result in a zero for the project. Blatant abuse of rules may result in being turned in for academic dishonesty.</w:t>
       </w:r>
       <w:r>
-        <w:t>rsion):</w:t>
-      </w:r>
-    </w:p>
-    <w:p>
-      <w:pPr>
-        <w:pStyle w:val="ListBullet"/>
-        <w:spacing w:after="40"/>
-      </w:pPr>
-      <w:r>
-        <w:t>Wikipedia contributors. “Nathan’s Hot Dog Eating Contest.” Wikipedia. Accessed Feb __, 2026.</w:t>
-      </w:r>
-    </w:p>
-    <w:p>
-      <w:pPr>
-        <w:pStyle w:val="ListBullet"/>
-        <w:spacing w:after="40"/>
-      </w:pPr>
-      <w:r>
-        <w:t>Second source: Title, publisher, date (or access date).</w:t>
-      </w:r>
-    </w:p>
-    <w:p>
-      <w:pPr>
-        <w:pStyle w:val="Heading1"/>
-      </w:pPr>
-      <w:r>
-        <w:t>Optional extensions (extra credit or enrichment)</w:t>
-      </w:r>
-    </w:p>
-    <w:p>
-      <w:r>
-        <w:t>Choose one (optional):</w:t>
-      </w:r>
-    </w:p>
-    <w:p>
-      <w:pPr>
-        <w:pStyle w:val="ListNumber"/>
-        <w:spacing w:after="40"/>
-      </w:pPr>
-      <w:r>
-        <w:t>Add a second plot showing D</w:t>
-      </w:r>
-      <w:r>
-        <w:t>ogs per minute (Dogs / Time) and explain how it changes the story.</w:t>
-      </w:r>
-    </w:p>
-    <w:p>
-      <w:pPr>
-        <w:pStyle w:val="ListNumber"/>
-        <w:spacing w:after="40"/>
-      </w:pPr>
-      <w:r>
-        <w:t>Label the points for one dominant champion era (only a few labels—don’t clutter).</w:t>
-      </w:r>
-    </w:p>
-    <w:p>
-      <w:pPr>
-        <w:pStyle w:val="ListNumber"/>
-        <w:spacing w:after="40"/>
-      </w:pPr>
-      <w:r>
-        <w:t>Write a short paragraph (4–6 sentences) reflecting on limitations: incomplete women’s history early on, rul</w:t>
-      </w:r>
-      <w:r>
-        <w:t>e changes, different time lengths, etc.</w:t>
+        <w:t xml:space="preserve"> </w:t>
       </w:r>
     </w:p>
     <w:sectPr>
       <w:headerReference w:type="default" r:id="rId8"/>
       <w:pgSz w:w="12240" w:h="15840"/>
-      <w:pgMar w:top="1440" w:right="1800" w:bottom="1440" w:left="1800" w:header="720" w:footer="720" w:gutter="0"/>
+      <w:pgMar w:top="720" w:right="720" w:bottom="720" w:left="720" w:header="720" w:footer="720" w:gutter="0"/>
       <w:cols w:space="720"/>
       <w:docGrid w:linePitch="360"/>
     </w:sectPr>
@@ -764,7 +902,7 @@
 </file>
 
 <file path=word/endnotes.xml><?xml version="1.0" encoding="utf-8"?>
-<w:endnotes xmlns:wpc="http://schemas.microsoft.com/office/word/2010/wordprocessingCanvas" xmlns:cx="http://schemas.microsoft.com/office/drawing/2014/chartex" xmlns:cx1="http://schemas.microsoft.com/office/drawing/2015/9/8/chartex" xmlns:mc="http://schemas.openxmlformats.org/markup-compatibility/2006" xmlns:o="urn:schemas-microsoft-com:office:office" xmlns:r="http://schemas.openxmlformats.org/officeDocument/2006/relationships" xmlns:m="http://schemas.openxmlformats.org/officeDocument/2006/math" xmlns:v="urn:schemas-microsoft-com:vml" xmlns:wp14="http://schemas.microsoft.com/office/word/2010/wordprocessingDrawing" xmlns:wp="http://schemas.openxmlformats.org/drawingml/2006/wordprocessingDrawing" xmlns:w10="urn:schemas-microsoft-com:office:word" xmlns:w="http://schemas.openxmlformats.org/wordprocessingml/2006/main" xmlns:w14="http://schemas.microsoft.com/office/word/2010/wordml" xmlns:w15="http://schemas.microsoft.com/office/word/2012/wordml" xmlns:w16se="http://schemas.microsoft.com/office/word/2015/wordml/symex" xmlns:wpg="http://schemas.microsoft.com/office/word/2010/wordprocessingGroup" xmlns:wpi="http://schemas.microsoft.com/office/word/2010/wordprocessingInk" xmlns:wne="http://schemas.microsoft.com/office/word/2006/wordml" xmlns:wps="http://schemas.microsoft.com/office/word/2010/wordprocessingShape" mc:Ignorable="w14 w15 w16se wp14">
+<w:endnotes xmlns:wpc="http://schemas.microsoft.com/office/word/2010/wordprocessingCanvas" xmlns:cx="http://schemas.microsoft.com/office/drawing/2014/chartex" xmlns:cx1="http://schemas.microsoft.com/office/drawing/2015/9/8/chartex" xmlns:cx2="http://schemas.microsoft.com/office/drawing/2015/10/21/chartex" xmlns:cx3="http://schemas.microsoft.com/office/drawing/2016/5/9/chartex" xmlns:cx4="http://schemas.microsoft.com/office/drawing/2016/5/10/chartex" xmlns:cx5="http://schemas.microsoft.com/office/drawing/2016/5/11/chartex" xmlns:cx6="http://schemas.microsoft.com/office/drawing/2016/5/12/chartex" xmlns:cx7="http://schemas.microsoft.com/office/drawing/2016/5/13/chartex" xmlns:cx8="http://schemas.microsoft.com/office/drawing/2016/5/14/chartex" xmlns:mc="http://schemas.openxmlformats.org/markup-compatibility/2006" xmlns:aink="http://schemas.microsoft.com/office/drawing/2016/ink" xmlns:am3d="http://schemas.microsoft.com/office/drawing/2017/model3d" xmlns:o="urn:schemas-microsoft-com:office:office" xmlns:oel="http://schemas.microsoft.com/office/2019/extlst" xmlns:r="http://schemas.openxmlformats.org/officeDocument/2006/relationships" xmlns:m="http://schemas.openxmlformats.org/officeDocument/2006/math" xmlns:v="urn:schemas-microsoft-com:vml" xmlns:wp14="http://schemas.microsoft.com/office/word/2010/wordprocessingDrawing" xmlns:wp="http://schemas.openxmlformats.org/drawingml/2006/wordprocessingDrawing" xmlns:w10="urn:schemas-microsoft-com:office:word" xmlns:w="http://schemas.openxmlformats.org/wordprocessingml/2006/main" xmlns:w14="http://schemas.microsoft.com/office/word/2010/wordml" xmlns:w15="http://schemas.microsoft.com/office/word/2012/wordml" xmlns:w16cex="http://schemas.microsoft.com/office/word/2018/wordml/cex" xmlns:w16cid="http://schemas.microsoft.com/office/word/2016/wordml/cid" xmlns:w16="http://schemas.microsoft.com/office/word/2018/wordml" xmlns:w16du="http://schemas.microsoft.com/office/word/2023/wordml/word16du" xmlns:w16sdtdh="http://schemas.microsoft.com/office/word/2020/wordml/sdtdatahash" xmlns:w16sdtfl="http://schemas.microsoft.com/office/word/2024/wordml/sdtformatlock" xmlns:w16se="http://schemas.microsoft.com/office/word/2015/wordml/symex" xmlns:wpg="http://schemas.microsoft.com/office/word/2010/wordprocessingGroup" xmlns:wpi="http://schemas.microsoft.com/office/word/2010/wordprocessingInk" xmlns:wne="http://schemas.microsoft.com/office/word/2006/wordml" xmlns:wps="http://schemas.microsoft.com/office/word/2010/wordprocessingShape" mc:Ignorable="w14 w15 w16se w16cid w16 w16cex w16sdtdh w16sdtfl w16du wp14">
   <w:endnote w:type="separator" w:id="-1">
     <w:p>
       <w:pPr>
@@ -789,7 +927,7 @@
 </file>
 
 <file path=word/footnotes.xml><?xml version="1.0" encoding="utf-8"?>
-<w:footnotes xmlns:wpc="http://schemas.microsoft.com/office/word/2010/wordprocessingCanvas" xmlns:cx="http://schemas.microsoft.com/office/drawing/2014/chartex" xmlns:cx1="http://schemas.microsoft.com/office/drawing/2015/9/8/chartex" xmlns:mc="http://schemas.openxmlformats.org/markup-compatibility/2006" xmlns:o="urn:schemas-microsoft-com:office:office" xmlns:r="http://schemas.openxmlformats.org/officeDocument/2006/relationships" xmlns:m="http://schemas.openxmlformats.org/officeDocument/2006/math" xmlns:v="urn:schemas-microsoft-com:vml" xmlns:wp14="http://schemas.microsoft.com/office/word/2010/wordprocessingDrawing" xmlns:wp="http://schemas.openxmlformats.org/drawingml/2006/wordprocessingDrawing" xmlns:w10="urn:schemas-microsoft-com:office:word" xmlns:w="http://schemas.openxmlformats.org/wordprocessingml/2006/main" xmlns:w14="http://schemas.microsoft.com/office/word/2010/wordml" xmlns:w15="http://schemas.microsoft.com/office/word/2012/wordml" xmlns:w16se="http://schemas.microsoft.com/office/word/2015/wordml/symex" xmlns:wpg="http://schemas.microsoft.com/office/word/2010/wordprocessingGroup" xmlns:wpi="http://schemas.microsoft.com/office/word/2010/wordprocessingInk" xmlns:wne="http://schemas.microsoft.com/office/word/2006/wordml" xmlns:wps="http://schemas.microsoft.com/office/word/2010/wordprocessingShape" mc:Ignorable="w14 w15 w16se wp14">
+<w:footnotes xmlns:wpc="http://schemas.microsoft.com/office/word/2010/wordprocessingCanvas" xmlns:cx="http://schemas.microsoft.com/office/drawing/2014/chartex" xmlns:cx1="http://schemas.microsoft.com/office/drawing/2015/9/8/chartex" xmlns:cx2="http://schemas.microsoft.com/office/drawing/2015/10/21/chartex" xmlns:cx3="http://schemas.microsoft.com/office/drawing/2016/5/9/chartex" xmlns:cx4="http://schemas.microsoft.com/office/drawing/2016/5/10/chartex" xmlns:cx5="http://schemas.microsoft.com/office/drawing/2016/5/11/chartex" xmlns:cx6="http://schemas.microsoft.com/office/drawing/2016/5/12/chartex" xmlns:cx7="http://schemas.microsoft.com/office/drawing/2016/5/13/chartex" xmlns:cx8="http://schemas.microsoft.com/office/drawing/2016/5/14/chartex" xmlns:mc="http://schemas.openxmlformats.org/markup-compatibility/2006" xmlns:aink="http://schemas.microsoft.com/office/drawing/2016/ink" xmlns:am3d="http://schemas.microsoft.com/office/drawing/2017/model3d" xmlns:o="urn:schemas-microsoft-com:office:office" xmlns:oel="http://schemas.microsoft.com/office/2019/extlst" xmlns:r="http://schemas.openxmlformats.org/officeDocument/2006/relationships" xmlns:m="http://schemas.openxmlformats.org/officeDocument/2006/math" xmlns:v="urn:schemas-microsoft-com:vml" xmlns:wp14="http://schemas.microsoft.com/office/word/2010/wordprocessingDrawing" xmlns:wp="http://schemas.openxmlformats.org/drawingml/2006/wordprocessingDrawing" xmlns:w10="urn:schemas-microsoft-com:office:word" xmlns:w="http://schemas.openxmlformats.org/wordprocessingml/2006/main" xmlns:w14="http://schemas.microsoft.com/office/word/2010/wordml" xmlns:w15="http://schemas.microsoft.com/office/word/2012/wordml" xmlns:w16cex="http://schemas.microsoft.com/office/word/2018/wordml/cex" xmlns:w16cid="http://schemas.microsoft.com/office/word/2016/wordml/cid" xmlns:w16="http://schemas.microsoft.com/office/word/2018/wordml" xmlns:w16du="http://schemas.microsoft.com/office/word/2023/wordml/word16du" xmlns:w16sdtdh="http://schemas.microsoft.com/office/word/2020/wordml/sdtdatahash" xmlns:w16sdtfl="http://schemas.microsoft.com/office/word/2024/wordml/sdtformatlock" xmlns:w16se="http://schemas.microsoft.com/office/word/2015/wordml/symex" xmlns:wpg="http://schemas.microsoft.com/office/word/2010/wordprocessingGroup" xmlns:wpi="http://schemas.microsoft.com/office/word/2010/wordprocessingInk" xmlns:wne="http://schemas.microsoft.com/office/word/2006/wordml" xmlns:wps="http://schemas.microsoft.com/office/word/2010/wordprocessingShape" mc:Ignorable="w14 w15 w16se w16cid w16 w16cex w16sdtdh w16sdtfl w16du wp14">
   <w:footnote w:type="separator" w:id="-1">
     <w:p>
       <w:pPr>
@@ -814,7 +952,7 @@
 </file>
 
 <file path=word/header1.xml><?xml version="1.0" encoding="utf-8"?>
-<w:hdr xmlns:wpc="http://schemas.microsoft.com/office/word/2010/wordprocessingCanvas" xmlns:cx="http://schemas.microsoft.com/office/drawing/2014/chartex" xmlns:cx1="http://schemas.microsoft.com/office/drawing/2015/9/8/chartex" xmlns:mc="http://schemas.openxmlformats.org/markup-compatibility/2006" xmlns:o="urn:schemas-microsoft-com:office:office" xmlns:r="http://schemas.openxmlformats.org/officeDocument/2006/relationships" xmlns:m="http://schemas.openxmlformats.org/officeDocument/2006/math" xmlns:v="urn:schemas-microsoft-com:vml" xmlns:wp14="http://schemas.microsoft.com/office/word/2010/wordprocessingDrawing" xmlns:wp="http://schemas.openxmlformats.org/drawingml/2006/wordprocessingDrawing" xmlns:w10="urn:schemas-microsoft-com:office:word" xmlns:w="http://schemas.openxmlformats.org/wordprocessingml/2006/main" xmlns:w14="http://schemas.microsoft.com/office/word/2010/wordml" xmlns:w15="http://schemas.microsoft.com/office/word/2012/wordml" xmlns:w16se="http://schemas.microsoft.com/office/word/2015/wordml/symex" xmlns:wpg="http://schemas.microsoft.com/office/word/2010/wordprocessingGroup" xmlns:wpi="http://schemas.microsoft.com/office/word/2010/wordprocessingInk" xmlns:wne="http://schemas.microsoft.com/office/word/2006/wordml" xmlns:wps="http://schemas.microsoft.com/office/word/2010/wordprocessingShape" mc:Ignorable="w14 w15 w16se wp14">
+<w:hdr xmlns:wpc="http://schemas.microsoft.com/office/word/2010/wordprocessingCanvas" xmlns:cx="http://schemas.microsoft.com/office/drawing/2014/chartex" xmlns:cx1="http://schemas.microsoft.com/office/drawing/2015/9/8/chartex" xmlns:cx2="http://schemas.microsoft.com/office/drawing/2015/10/21/chartex" xmlns:cx3="http://schemas.microsoft.com/office/drawing/2016/5/9/chartex" xmlns:cx4="http://schemas.microsoft.com/office/drawing/2016/5/10/chartex" xmlns:cx5="http://schemas.microsoft.com/office/drawing/2016/5/11/chartex" xmlns:cx6="http://schemas.microsoft.com/office/drawing/2016/5/12/chartex" xmlns:cx7="http://schemas.microsoft.com/office/drawing/2016/5/13/chartex" xmlns:cx8="http://schemas.microsoft.com/office/drawing/2016/5/14/chartex" xmlns:mc="http://schemas.openxmlformats.org/markup-compatibility/2006" xmlns:aink="http://schemas.microsoft.com/office/drawing/2016/ink" xmlns:am3d="http://schemas.microsoft.com/office/drawing/2017/model3d" xmlns:o="urn:schemas-microsoft-com:office:office" xmlns:oel="http://schemas.microsoft.com/office/2019/extlst" xmlns:r="http://schemas.openxmlformats.org/officeDocument/2006/relationships" xmlns:m="http://schemas.openxmlformats.org/officeDocument/2006/math" xmlns:v="urn:schemas-microsoft-com:vml" xmlns:wp14="http://schemas.microsoft.com/office/word/2010/wordprocessingDrawing" xmlns:wp="http://schemas.openxmlformats.org/drawingml/2006/wordprocessingDrawing" xmlns:w10="urn:schemas-microsoft-com:office:word" xmlns:w="http://schemas.openxmlformats.org/wordprocessingml/2006/main" xmlns:w14="http://schemas.microsoft.com/office/word/2010/wordml" xmlns:w15="http://schemas.microsoft.com/office/word/2012/wordml" xmlns:w16cex="http://schemas.microsoft.com/office/word/2018/wordml/cex" xmlns:w16cid="http://schemas.microsoft.com/office/word/2016/wordml/cid" xmlns:w16="http://schemas.microsoft.com/office/word/2018/wordml" xmlns:w16du="http://schemas.microsoft.com/office/word/2023/wordml/word16du" xmlns:w16sdtdh="http://schemas.microsoft.com/office/word/2020/wordml/sdtdatahash" xmlns:w16sdtfl="http://schemas.microsoft.com/office/word/2024/wordml/sdtformatlock" xmlns:w16se="http://schemas.microsoft.com/office/word/2015/wordml/symex" xmlns:wpg="http://schemas.microsoft.com/office/word/2010/wordprocessingGroup" xmlns:wpi="http://schemas.microsoft.com/office/word/2010/wordprocessingInk" xmlns:wne="http://schemas.microsoft.com/office/word/2006/wordml" xmlns:wps="http://schemas.microsoft.com/office/word/2010/wordprocessingShape" mc:Ignorable="w14 w15 w16se w16cid w16 w16cex w16sdtdh w16sdtfl w16du wp14">
   <w:p>
     <w:pPr>
       <w:pStyle w:val="Header"/>
@@ -847,7 +985,7 @@
 </file>
 
 <file path=word/numbering.xml><?xml version="1.0" encoding="utf-8"?>
-<w:numbering xmlns:wpc="http://schemas.microsoft.com/office/word/2010/wordprocessingCanvas" xmlns:cx="http://schemas.microsoft.com/office/drawing/2014/chartex" xmlns:cx1="http://schemas.microsoft.com/office/drawing/2015/9/8/chartex" xmlns:mc="http://schemas.openxmlformats.org/markup-compatibility/2006" xmlns:o="urn:schemas-microsoft-com:office:office" xmlns:r="http://schemas.openxmlformats.org/officeDocument/2006/relationships" xmlns:m="http://schemas.openxmlformats.org/officeDocument/2006/math" xmlns:v="urn:schemas-microsoft-com:vml" xmlns:wp14="http://schemas.microsoft.com/office/word/2010/wordprocessingDrawing" xmlns:wp="http://schemas.openxmlformats.org/drawingml/2006/wordprocessingDrawing" xmlns:w10="urn:schemas-microsoft-com:office:word" xmlns:w="http://schemas.openxmlformats.org/wordprocessingml/2006/main" xmlns:w14="http://schemas.microsoft.com/office/word/2010/wordml" xmlns:w15="http://schemas.microsoft.com/office/word/2012/wordml" xmlns:w16se="http://schemas.microsoft.com/office/word/2015/wordml/symex" xmlns:wpg="http://schemas.microsoft.com/office/word/2010/wordprocessingGroup" xmlns:wpi="http://schemas.microsoft.com/office/word/2010/wordprocessingInk" xmlns:wne="http://schemas.microsoft.com/office/word/2006/wordml" xmlns:wps="http://schemas.microsoft.com/office/word/2010/wordprocessingShape" mc:Ignorable="w14 w15 w16se wp14">
+<w:numbering xmlns:wpc="http://schemas.microsoft.com/office/word/2010/wordprocessingCanvas" xmlns:cx="http://schemas.microsoft.com/office/drawing/2014/chartex" xmlns:cx1="http://schemas.microsoft.com/office/drawing/2015/9/8/chartex" xmlns:cx2="http://schemas.microsoft.com/office/drawing/2015/10/21/chartex" xmlns:cx3="http://schemas.microsoft.com/office/drawing/2016/5/9/chartex" xmlns:cx4="http://schemas.microsoft.com/office/drawing/2016/5/10/chartex" xmlns:cx5="http://schemas.microsoft.com/office/drawing/2016/5/11/chartex" xmlns:cx6="http://schemas.microsoft.com/office/drawing/2016/5/12/chartex" xmlns:cx7="http://schemas.microsoft.com/office/drawing/2016/5/13/chartex" xmlns:cx8="http://schemas.microsoft.com/office/drawing/2016/5/14/chartex" xmlns:mc="http://schemas.openxmlformats.org/markup-compatibility/2006" xmlns:aink="http://schemas.microsoft.com/office/drawing/2016/ink" xmlns:am3d="http://schemas.microsoft.com/office/drawing/2017/model3d" xmlns:o="urn:schemas-microsoft-com:office:office" xmlns:oel="http://schemas.microsoft.com/office/2019/extlst" xmlns:r="http://schemas.openxmlformats.org/officeDocument/2006/relationships" xmlns:m="http://schemas.openxmlformats.org/officeDocument/2006/math" xmlns:v="urn:schemas-microsoft-com:vml" xmlns:wp14="http://schemas.microsoft.com/office/word/2010/wordprocessingDrawing" xmlns:wp="http://schemas.openxmlformats.org/drawingml/2006/wordprocessingDrawing" xmlns:w10="urn:schemas-microsoft-com:office:word" xmlns:w="http://schemas.openxmlformats.org/wordprocessingml/2006/main" xmlns:w14="http://schemas.microsoft.com/office/word/2010/wordml" xmlns:w15="http://schemas.microsoft.com/office/word/2012/wordml" xmlns:w16cex="http://schemas.microsoft.com/office/word/2018/wordml/cex" xmlns:w16cid="http://schemas.microsoft.com/office/word/2016/wordml/cid" xmlns:w16="http://schemas.microsoft.com/office/word/2018/wordml" xmlns:w16du="http://schemas.microsoft.com/office/word/2023/wordml/word16du" xmlns:w16sdtdh="http://schemas.microsoft.com/office/word/2020/wordml/sdtdatahash" xmlns:w16sdtfl="http://schemas.microsoft.com/office/word/2024/wordml/sdtformatlock" xmlns:w16se="http://schemas.microsoft.com/office/word/2015/wordml/symex" xmlns:wpg="http://schemas.microsoft.com/office/word/2010/wordprocessingGroup" xmlns:wpi="http://schemas.microsoft.com/office/word/2010/wordprocessingInk" xmlns:wne="http://schemas.microsoft.com/office/word/2006/wordml" xmlns:wps="http://schemas.microsoft.com/office/word/2010/wordprocessingShape" mc:Ignorable="w14 w15 w16se w16cid w16 w16cex w16sdtdh w16sdtfl w16du wp14">
   <w:abstractNum w:abstractNumId="0" w15:restartNumberingAfterBreak="0">
     <w:nsid w:val="FFFFFF7C"/>
     <w:multiLevelType w:val="singleLevel"/>
@@ -1019,38 +1157,154 @@
       </w:rPr>
     </w:lvl>
   </w:abstractNum>
-  <w:num w:numId="1">
+  <w:abstractNum w:abstractNumId="9" w15:restartNumberingAfterBreak="0">
+    <w:nsid w:val="2F977EE8"/>
+    <w:multiLevelType w:val="hybridMultilevel"/>
+    <w:tmpl w:val="E2C42EB6"/>
+    <w:lvl w:ilvl="0" w:tplc="04090001">
+      <w:start w:val="1"/>
+      <w:numFmt w:val="bullet"/>
+      <w:lvlText w:val=""/>
+      <w:lvlJc w:val="left"/>
+      <w:pPr>
+        <w:ind w:left="720" w:hanging="360"/>
+      </w:pPr>
+      <w:rPr>
+        <w:rFonts w:ascii="Symbol" w:hAnsi="Symbol" w:hint="default"/>
+      </w:rPr>
+    </w:lvl>
+    <w:lvl w:ilvl="1" w:tplc="04090003" w:tentative="1">
+      <w:start w:val="1"/>
+      <w:numFmt w:val="bullet"/>
+      <w:lvlText w:val="o"/>
+      <w:lvlJc w:val="left"/>
+      <w:pPr>
+        <w:ind w:left="1440" w:hanging="360"/>
+      </w:pPr>
+      <w:rPr>
+        <w:rFonts w:ascii="Courier New" w:hAnsi="Courier New" w:cs="Courier New" w:hint="default"/>
+      </w:rPr>
+    </w:lvl>
+    <w:lvl w:ilvl="2" w:tplc="04090005" w:tentative="1">
+      <w:start w:val="1"/>
+      <w:numFmt w:val="bullet"/>
+      <w:lvlText w:val=""/>
+      <w:lvlJc w:val="left"/>
+      <w:pPr>
+        <w:ind w:left="2160" w:hanging="360"/>
+      </w:pPr>
+      <w:rPr>
+        <w:rFonts w:ascii="Wingdings" w:hAnsi="Wingdings" w:hint="default"/>
+      </w:rPr>
+    </w:lvl>
+    <w:lvl w:ilvl="3" w:tplc="04090001" w:tentative="1">
+      <w:start w:val="1"/>
+      <w:numFmt w:val="bullet"/>
+      <w:lvlText w:val=""/>
+      <w:lvlJc w:val="left"/>
+      <w:pPr>
+        <w:ind w:left="2880" w:hanging="360"/>
+      </w:pPr>
+      <w:rPr>
+        <w:rFonts w:ascii="Symbol" w:hAnsi="Symbol" w:hint="default"/>
+      </w:rPr>
+    </w:lvl>
+    <w:lvl w:ilvl="4" w:tplc="04090003" w:tentative="1">
+      <w:start w:val="1"/>
+      <w:numFmt w:val="bullet"/>
+      <w:lvlText w:val="o"/>
+      <w:lvlJc w:val="left"/>
+      <w:pPr>
+        <w:ind w:left="3600" w:hanging="360"/>
+      </w:pPr>
+      <w:rPr>
+        <w:rFonts w:ascii="Courier New" w:hAnsi="Courier New" w:cs="Courier New" w:hint="default"/>
+      </w:rPr>
+    </w:lvl>
+    <w:lvl w:ilvl="5" w:tplc="04090005" w:tentative="1">
+      <w:start w:val="1"/>
+      <w:numFmt w:val="bullet"/>
+      <w:lvlText w:val=""/>
+      <w:lvlJc w:val="left"/>
+      <w:pPr>
+        <w:ind w:left="4320" w:hanging="360"/>
+      </w:pPr>
+      <w:rPr>
+        <w:rFonts w:ascii="Wingdings" w:hAnsi="Wingdings" w:hint="default"/>
+      </w:rPr>
+    </w:lvl>
+    <w:lvl w:ilvl="6" w:tplc="04090001" w:tentative="1">
+      <w:start w:val="1"/>
+      <w:numFmt w:val="bullet"/>
+      <w:lvlText w:val=""/>
+      <w:lvlJc w:val="left"/>
+      <w:pPr>
+        <w:ind w:left="5040" w:hanging="360"/>
+      </w:pPr>
+      <w:rPr>
+        <w:rFonts w:ascii="Symbol" w:hAnsi="Symbol" w:hint="default"/>
+      </w:rPr>
+    </w:lvl>
+    <w:lvl w:ilvl="7" w:tplc="04090003" w:tentative="1">
+      <w:start w:val="1"/>
+      <w:numFmt w:val="bullet"/>
+      <w:lvlText w:val="o"/>
+      <w:lvlJc w:val="left"/>
+      <w:pPr>
+        <w:ind w:left="5760" w:hanging="360"/>
+      </w:pPr>
+      <w:rPr>
+        <w:rFonts w:ascii="Courier New" w:hAnsi="Courier New" w:cs="Courier New" w:hint="default"/>
+      </w:rPr>
+    </w:lvl>
+    <w:lvl w:ilvl="8" w:tplc="04090005" w:tentative="1">
+      <w:start w:val="1"/>
+      <w:numFmt w:val="bullet"/>
+      <w:lvlText w:val=""/>
+      <w:lvlJc w:val="left"/>
+      <w:pPr>
+        <w:ind w:left="6480" w:hanging="360"/>
+      </w:pPr>
+      <w:rPr>
+        <w:rFonts w:ascii="Wingdings" w:hAnsi="Wingdings" w:hint="default"/>
+      </w:rPr>
+    </w:lvl>
+  </w:abstractNum>
+  <w:num w:numId="1" w16cid:durableId="208808550">
     <w:abstractNumId w:val="8"/>
   </w:num>
-  <w:num w:numId="2">
+  <w:num w:numId="2" w16cid:durableId="307632563">
     <w:abstractNumId w:val="6"/>
   </w:num>
-  <w:num w:numId="3">
+  <w:num w:numId="3" w16cid:durableId="595213789">
     <w:abstractNumId w:val="5"/>
   </w:num>
-  <w:num w:numId="4">
+  <w:num w:numId="4" w16cid:durableId="92940497">
     <w:abstractNumId w:val="4"/>
   </w:num>
-  <w:num w:numId="5">
+  <w:num w:numId="5" w16cid:durableId="1777677422">
     <w:abstractNumId w:val="7"/>
   </w:num>
-  <w:num w:numId="6">
+  <w:num w:numId="6" w16cid:durableId="1106341141">
     <w:abstractNumId w:val="3"/>
   </w:num>
-  <w:num w:numId="7">
+  <w:num w:numId="7" w16cid:durableId="416900607">
     <w:abstractNumId w:val="2"/>
   </w:num>
-  <w:num w:numId="8">
+  <w:num w:numId="8" w16cid:durableId="469977255">
     <w:abstractNumId w:val="1"/>
   </w:num>
-  <w:num w:numId="9">
+  <w:num w:numId="9" w16cid:durableId="1279600744">
     <w:abstractNumId w:val="0"/>
+  </w:num>
+  <w:num w:numId="10" w16cid:durableId="399717567">
+    <w:abstractNumId w:val="9"/>
   </w:num>
 </w:numbering>
 </file>
 
 <file path=word/styles.xml><?xml version="1.0" encoding="utf-8"?>
-<w:styles xmlns:mc="http://schemas.openxmlformats.org/markup-compatibility/2006" xmlns:r="http://schemas.openxmlformats.org/officeDocument/2006/relationships" xmlns:w="http://schemas.openxmlformats.org/wordprocessingml/2006/main" xmlns:w14="http://schemas.microsoft.com/office/word/2010/wordml" xmlns:w15="http://schemas.microsoft.com/office/word/2012/wordml" xmlns:w16se="http://schemas.microsoft.com/office/word/2015/wordml/symex" mc:Ignorable="w14 w15 w16se">
+<w:styles xmlns:mc="http://schemas.openxmlformats.org/markup-compatibility/2006" xmlns:r="http://schemas.openxmlformats.org/officeDocument/2006/relationships" xmlns:w="http://schemas.openxmlformats.org/wordprocessingml/2006/main" xmlns:w14="http://schemas.microsoft.com/office/word/2010/wordml" xmlns:w15="http://schemas.microsoft.com/office/word/2012/wordml" xmlns:w16cex="http://schemas.microsoft.com/office/word/2018/wordml/cex" xmlns:w16cid="http://schemas.microsoft.com/office/word/2016/wordml/cid" xmlns:w16="http://schemas.microsoft.com/office/word/2018/wordml" xmlns:w16du="http://schemas.microsoft.com/office/word/2023/wordml/word16du" xmlns:w16sdtdh="http://schemas.microsoft.com/office/word/2020/wordml/sdtdatahash" xmlns:w16sdtfl="http://schemas.microsoft.com/office/word/2024/wordml/sdtformatlock" xmlns:w16se="http://schemas.microsoft.com/office/word/2015/wordml/symex" mc:Ignorable="w14 w15 w16se w16cid w16 w16cex w16sdtdh w16sdtfl w16du">
   <w:docDefaults>
     <w:rPrDefault>
       <w:rPr>
@@ -1066,7 +1320,7 @@
       </w:pPr>
     </w:pPrDefault>
   </w:docDefaults>
-  <w:latentStyles w:defLockedState="0" w:defUIPriority="99" w:defSemiHidden="0" w:defUnhideWhenUsed="0" w:defQFormat="0" w:count="371">
+  <w:latentStyles w:defLockedState="0" w:defUIPriority="99" w:defSemiHidden="0" w:defUnhideWhenUsed="0" w:defQFormat="0" w:count="376">
     <w:lsdException w:name="Normal" w:uiPriority="0" w:qFormat="1"/>
     <w:lsdException w:name="heading 1" w:uiPriority="9" w:qFormat="1"/>
     <w:lsdException w:name="heading 2" w:semiHidden="1" w:uiPriority="9" w:unhideWhenUsed="1" w:qFormat="1"/>
@@ -1429,6 +1683,11 @@
     <w:lsdException w:name="List Table 5 Dark Accent 6" w:uiPriority="50"/>
     <w:lsdException w:name="List Table 6 Colorful Accent 6" w:uiPriority="51"/>
     <w:lsdException w:name="List Table 7 Colorful Accent 6" w:uiPriority="52"/>
+    <w:lsdException w:name="Mention" w:semiHidden="1" w:unhideWhenUsed="1"/>
+    <w:lsdException w:name="Smart Hyperlink" w:semiHidden="1" w:unhideWhenUsed="1"/>
+    <w:lsdException w:name="Hashtag" w:semiHidden="1" w:unhideWhenUsed="1"/>
+    <w:lsdException w:name="Unresolved Mention" w:semiHidden="1" w:unhideWhenUsed="1"/>
+    <w:lsdException w:name="Smart Link" w:semiHidden="1" w:unhideWhenUsed="1"/>
   </w:latentStyles>
   <w:style w:type="paragraph" w:default="1" w:styleId="Normal">
     <w:name w:val="Normal"/>
@@ -1650,7 +1909,6 @@
   <w:style w:type="character" w:default="1" w:styleId="DefaultParagraphFont">
     <w:name w:val="Default Paragraph Font"/>
     <w:uiPriority w:val="1"/>
-    <w:semiHidden/>
     <w:unhideWhenUsed/>
   </w:style>
   <w:style w:type="table" w:default="1" w:styleId="TableNormal">
